--- a/docs/publications/aan-training-program/AAN_Book_06_Module.docx
+++ b/docs/publications/aan-training-program/AAN_Book_06_Module.docx
@@ -10,7 +10,7 @@
         <w:rPr>
           <w:color w:val="0D1B2E"/>
         </w:rPr>
-        <w:t>Book 06 — Database Consolidation &amp; Network Physics</w:t>
+        <w:t>Book 06 — Federal Telecommunications Modernization</w:t>
       </w:r>
     </w:p>
     <w:p>
@@ -20,7 +20,7 @@
           <w:color w:val="5A5A5A"/>
           <w:sz w:val="24"/>
         </w:rPr>
-        <w:t>AAN module: logical vs. physical centralization under the speed-of-light constraint</w:t>
+        <w:t>AAN module: cloud voice on Amazon Connect and Teams Phone over one SD-WAN investment</w:t>
       </w:r>
     </w:p>
     <w:p>
@@ -47,7 +47,7 @@
         <w:rPr>
           <w:sz w:val="22"/>
         </w:rPr>
-        <w:t xml:space="preserve"> Book_06 Database Consolidation &amp; Network Physics &lt;https://github.com/WhalerMike/uiao/blob/main/inbox/Application%20Aware%20Networking/Book_06_Federal_Application_Aware_Networking_Database_Consolidation_Network_Physics.qmd&gt; · </w:t>
+        <w:t xml:space="preserve"> Book_06 Federal Telecommunications Modernization &lt;https://github.com/WhalerMike/uiao/blob/main/inbox/Application%20Aware%20Networking/Book_06_FedAAN_Federal_Telecommunications_Modernization.qmd&gt; · </w:t>
       </w:r>
       <w:r>
         <w:rPr>
@@ -60,7 +60,7 @@
         <w:rPr>
           <w:sz w:val="22"/>
         </w:rPr>
-        <w:t xml:space="preserve"> 3 — network (KSI-CNA, SC-8 / CA-7) · </w:t>
+        <w:t xml:space="preserve"> 1 — identity (KSI-IAM, IA-2 / AC-2) · </w:t>
       </w:r>
       <w:r>
         <w:rPr>
@@ -73,7 +73,7 @@
         <w:rPr>
           <w:sz w:val="22"/>
         </w:rPr>
-        <w:t xml:space="preserve"> A3, B3</w:t>
+        <w:t xml:space="preserve"> A1, B3</w:t>
       </w:r>
     </w:p>
     <w:p>
@@ -95,20 +95,33 @@
         <w:rPr>
           <w:sz w:val="22"/>
         </w:rPr>
-        <w:t xml:space="preserve">Where federal databases should live after the identity modernization of Books 04–05. </w:t>
+        <w:t xml:space="preserve">The agency's two cloud voice platforms — the N8NN citizen contact center on Amazon Connect (AWS commercial </w:t>
+      </w:r>
+      <w:r>
+        <w:rPr>
+          <w:rFonts w:ascii="Consolas" w:hAnsi="Consolas"/>
+          <w:sz w:val="22"/>
+        </w:rPr>
+        <w:t>.com</w:t>
+      </w:r>
+      <w:r>
+        <w:rPr>
+          <w:sz w:val="22"/>
+        </w:rPr>
+        <w:t xml:space="preserve">, by authorized exception) and internal telephony on Microsoft Teams Phone in GCC Moderate — share identical network requirements (&lt;75 ms one-way, &lt;30 ms jitter, &lt;1% loss, DSCP EF). One SD-WAN/AAN modernization investment therefore enables both; </w:t>
       </w:r>
       <w:r>
         <w:rPr>
           <w:b/>
           <w:sz w:val="22"/>
         </w:rPr>
-        <w:t>Logical centralization (one authoritative source per fact) is almost always correct; physical centralization is constrained by the speed-of-light propagation floor.</w:t>
+        <w:t>voice is the canary</w:t>
       </w:r>
       <w:r>
         <w:rPr>
           <w:sz w:val="22"/>
         </w:rPr>
-        <w:t xml:space="preserve"> Match each workload's consistency class to a network transport class, use SD-WAN to close the addressable latency gap, and use token-based security to consolidate without perimeter-driven fragmentation.</w:t>
+        <w:t xml:space="preserve"> that exposes network problems other applications hide.</w:t>
       </w:r>
     </w:p>
     <w:p>
@@ -130,7 +143,7 @@
         <w:rPr>
           <w:sz w:val="22"/>
         </w:rPr>
-        <w:t>Distinguish logical from physical centralization and explain why conflating them causes unnecessary cost or fragmentation.</w:t>
+        <w:t>State the ITU-T G.114 150 ms one-way delay ceiling and derive the ~75 ms network budget after codec and jitter-buffer overhead.</w:t>
       </w:r>
     </w:p>
     <w:p>
@@ -141,7 +154,7 @@
         <w:rPr>
           <w:sz w:val="22"/>
         </w:rPr>
-        <w:t>Compute the physics floor for a fiber route (~200,000 km/s) and separate it from the addressable gap SD-WAN can attack.</w:t>
+        <w:t>Map network conditions to MOS via the ITU-T G.107 E-model and defend the ≥4.0 MOS floor.</w:t>
       </w:r>
     </w:p>
     <w:p>
@@ -152,7 +165,20 @@
         <w:rPr>
           <w:sz w:val="22"/>
         </w:rPr>
-        <w:t>Classify workloads into the six consistency classes (strong/serializable, synchronous, async, bounded staleness, causal/CRDT, eventual) and pick a matching transport class.</w:t>
+        <w:t xml:space="preserve">Explain the Amazon Connect </w:t>
+      </w:r>
+      <w:r>
+        <w:rPr>
+          <w:rFonts w:ascii="Consolas" w:hAnsi="Consolas"/>
+          <w:sz w:val="22"/>
+        </w:rPr>
+        <w:t>.com</w:t>
+      </w:r>
+      <w:r>
+        <w:rPr>
+          <w:sz w:val="22"/>
+        </w:rPr>
+        <w:t xml:space="preserve"> authorized exception, its SSP SA-9 boundary documentation, and ATO-renewal maintenance obligations.</w:t>
       </w:r>
     </w:p>
     <w:p>
@@ -163,7 +189,7 @@
         <w:rPr>
           <w:sz w:val="22"/>
         </w:rPr>
-        <w:t>Design lean/fat traffic separation for database clusters (consensus heartbeats vs. backups/replication) with SD-WAN classification and DSCP marking.</w:t>
+        <w:t>Diagnose asymmetric routing as a stateful-firewall session killer and explain why SD-WAN overlay eliminates it structurally.</w:t>
       </w:r>
     </w:p>
     <w:p>
@@ -174,7 +200,7 @@
         <w:rPr>
           <w:sz w:val="22"/>
         </w:rPr>
-        <w:t>Explain how Entra token scope replaces the network perimeter as the primary database access control, enabling consolidation across segments.</w:t>
+        <w:t>Plan Teams Phone Direct Routing (SBC selection, FedRAMP-authorized cloud SBC) and E911 compliance under Kari's Law and Ray Baum's Act.</w:t>
       </w:r>
     </w:p>
     <w:p>
@@ -185,7 +211,7 @@
         <w:rPr>
           <w:sz w:val="22"/>
         </w:rPr>
-        <w:t>Design an SSOT architecture with one canonical source and multiple consistency-class projections.</w:t>
+        <w:t>Size DSCP EF capacity for hybrid agents (max concurrent hybrid agents × 200 Kbps).</w:t>
       </w:r>
     </w:p>
     <w:p>
@@ -207,7 +233,7 @@
         <w:rPr>
           <w:sz w:val="22"/>
         </w:rPr>
-        <w:t>The speed-of-light tax: physics floor vs. addressable gap (e.g., DC–LA 27 ms floor vs. 65–90 ms observed).</w:t>
+        <w:t>MPLS hairpin vs. local breakout (DIA), with the Portland → Washington → AWS us-west-2 worked example.</w:t>
       </w:r>
     </w:p>
     <w:p>
@@ -218,7 +244,33 @@
         <w:rPr>
           <w:sz w:val="22"/>
         </w:rPr>
-        <w:t>SD-WAN near-geodesic routing, FEC/packet duplication, traffic-class separation.</w:t>
+        <w:t xml:space="preserve">AWS </w:t>
+      </w:r>
+      <w:r>
+        <w:rPr>
+          <w:rFonts w:ascii="Consolas" w:hAnsi="Consolas"/>
+          <w:sz w:val="22"/>
+        </w:rPr>
+        <w:t>.us</w:t>
+      </w:r>
+      <w:r>
+        <w:rPr>
+          <w:sz w:val="22"/>
+        </w:rPr>
+        <w:t xml:space="preserve"> vs. </w:t>
+      </w:r>
+      <w:r>
+        <w:rPr>
+          <w:rFonts w:ascii="Consolas" w:hAnsi="Consolas"/>
+          <w:sz w:val="22"/>
+        </w:rPr>
+        <w:t>.com</w:t>
+      </w:r>
+      <w:r>
+        <w:rPr>
+          <w:sz w:val="22"/>
+        </w:rPr>
+        <w:t xml:space="preserve"> vs. GovCloud federal delivery models.</w:t>
       </w:r>
     </w:p>
     <w:p>
@@ -229,7 +281,7 @@
         <w:rPr>
           <w:sz w:val="22"/>
         </w:rPr>
-        <w:t>The lean/fat design rule for replication topology.</w:t>
+        <w:t>WebRTC/RTP/SRTP requirements; DSCP EF (46) steering; FEC at ≥0.5% loss.</w:t>
       </w:r>
     </w:p>
     <w:p>
@@ -240,7 +292,7 @@
         <w:rPr>
           <w:sz w:val="22"/>
         </w:rPr>
-        <w:t>Six consistency classes mapped to transport classes; the federal workload classification table.</w:t>
+        <w:t>Hybrid agent = two simultaneous DSCP EF streams (Connect + Teams Phone).</w:t>
       </w:r>
     </w:p>
     <w:p>
@@ -251,7 +303,7 @@
         <w:rPr>
           <w:sz w:val="22"/>
         </w:rPr>
-        <w:t>"Physics Constrains, Token Liberates" and the other Federal Data Architecture Principles.</w:t>
+        <w:t>"DIA enables; SASE achieves" — the pipe vs. the control stack.</w:t>
       </w:r>
     </w:p>
     <w:p>
@@ -262,7 +314,7 @@
         <w:rPr>
           <w:sz w:val="22"/>
         </w:rPr>
-        <w:t>SSOT: one truth, many projections.</w:t>
+        <w:t>Direct Routing SBC options (on-prem vs. cloud) and E911 LIS/ELIN.</w:t>
       </w:r>
     </w:p>
     <w:p>
@@ -273,18 +325,64 @@
         <w:rPr>
           <w:color w:val="0D1B2E"/>
         </w:rPr>
-        <w:t>Reading sequence</w:t>
+        <w:t>Implementation sequence</w:t>
       </w:r>
     </w:p>
     <w:p>
       <w:pPr>
-        <w:spacing w:before="80" w:after="80"/>
+        <w:pStyle w:val="ListNumber"/>
       </w:pPr>
       <w:r>
         <w:rPr>
           <w:sz w:val="22"/>
         </w:rPr>
-        <w:t>Architecture/principles-shaped: consolidation premise → logical vs. physical distinction → speed-of-light constraints → SD-WAN as the database's network ally → token-based security as consolidation enabler → consistency-to-transport matching → the five principles → NIST closure.</w:t>
+        <w:t xml:space="preserve">Phase 1 (months 1–3): SD-WAN, local breakout, DSCP EF steering, FEC; measure and document G.114 compliance per location — </w:t>
+      </w:r>
+      <w:r>
+        <w:rPr>
+          <w:b/>
+          <w:sz w:val="22"/>
+        </w:rPr>
+        <w:t>a hard gate before any migration</w:t>
+      </w:r>
+      <w:r>
+        <w:rPr>
+          <w:sz w:val="22"/>
+        </w:rPr>
+        <w:t>.</w:t>
+      </w:r>
+    </w:p>
+    <w:p>
+      <w:pPr>
+        <w:pStyle w:val="ListNumber"/>
+      </w:pPr>
+      <w:r>
+        <w:rPr>
+          <w:sz w:val="22"/>
+        </w:rPr>
+        <w:t>Phase 2 (months 2–5): Amazon Connect — exception confirmation, contact flows, Entra ID federation, pilot with MOS measurement, S3 recording pipeline validation.</w:t>
+      </w:r>
+    </w:p>
+    <w:p>
+      <w:pPr>
+        <w:pStyle w:val="ListNumber"/>
+      </w:pPr>
+      <w:r>
+        <w:rPr>
+          <w:sz w:val="22"/>
+        </w:rPr>
+        <w:t>Phase 3 (months 4–8): Teams Phone — SBC deployment, per-location E911 testing, PBX number inventory, geographic porting tranches with parallel PBX operation.</w:t>
+      </w:r>
+    </w:p>
+    <w:p>
+      <w:pPr>
+        <w:pStyle w:val="ListNumber"/>
+      </w:pPr>
+      <w:r>
+        <w:rPr>
+          <w:sz w:val="22"/>
+        </w:rPr>
+        <w:t>Phase 4 (months 6+): continuous monitoring — MOS ≥4.0 SLA alerting, SIEM integration, ATO exception review, 20x KSI alignment.</w:t>
       </w:r>
     </w:p>
     <w:p>
@@ -306,29 +404,7 @@
         <w:rPr>
           <w:sz w:val="22"/>
         </w:rPr>
-        <w:t>SC-28 (TDE), SC-8 (TLS + Arc certificate), SC-5 (SD-WAN QoS / lean-fat), SI-12 (SSOT retention), CA-3 (token-scoped exchange), SA-8, AU-9 (geo-replicated audit logs), CP-9, CP-10.</w:t>
-      </w:r>
-    </w:p>
-    <w:p>
-      <w:pPr>
-        <w:pStyle w:val="Heading2"/>
-      </w:pPr>
-      <w:r>
-        <w:rPr>
-          <w:color w:val="0D1B2E"/>
-        </w:rPr>
-        <w:t>Prerequisites</w:t>
-      </w:r>
-    </w:p>
-    <w:p>
-      <w:pPr>
-        <w:spacing w:before="80" w:after="80"/>
-      </w:pPr>
-      <w:r>
-        <w:rPr>
-          <w:sz w:val="22"/>
-        </w:rPr>
-        <w:t>Books 01–03 (IPAM/DDI/PKI, SD-WAN/SASE) and Books 04–05 (SQL identity migration, Entra tokens, Managed Identity).</w:t>
+        <w:t>AC-4, SC-7, SC-8, SI-3, SI-4, AU-12, CA-7, SA-9, AU-9, SC-28, IA-8. Also ITU-T G.114/G.107, RFC 3246/3550/4594, TIC 3.0 Use Case E, OMB M-22-09, CISA ZTMM v2.0, Kari's Law and Ray Baum's Act (47 CFR Part 9), Privacy Act.</w:t>
       </w:r>
     </w:p>
     <w:p>
@@ -350,7 +426,7 @@
         <w:rPr>
           <w:sz w:val="22"/>
         </w:rPr>
-        <w:t>Measure RTT across simulated WAN links; compute physics floor vs. addressable gap; demonstrate the latency cost of strong-consistency reads over a high-latency link vs. bounded-staleness replica reads.</w:t>
+        <w:t>Measure one-way latency, jitter, and loss to AWS us-west-2 and Microsoft 365 endpoints; compute the G.114 verdict for hairpin vs. direct paths.</w:t>
       </w:r>
     </w:p>
     <w:p>
@@ -361,7 +437,7 @@
         <w:rPr>
           <w:sz w:val="22"/>
         </w:rPr>
-        <w:t>Configure DSCP marking to separate a bulk backup transfer from consensus/heartbeat traffic and show quorum stability under load.</w:t>
+        <w:t>SD-WAN policy lab: DSCP EF → lowest-latency path, HTTPS → highest-throughput path; verify EF markings are honored, not remarked.</w:t>
       </w:r>
     </w:p>
     <w:p>
@@ -372,7 +448,7 @@
         <w:rPr>
           <w:sz w:val="22"/>
         </w:rPr>
-        <w:t>Build a replication-lag monitor that redirects reads to the primary when a replica exceeds its staleness bound.</w:t>
+        <w:t>Configure and test a Teams emergency-calling policy with LIS dispatchable location, documenting the 911 test.</w:t>
       </w:r>
     </w:p>
     <w:p>
@@ -394,7 +470,7 @@
         <w:rPr>
           <w:sz w:val="22"/>
         </w:rPr>
-        <w:t>Globally distributed databases with strong consistency for all reads — the source of "mysteriously" high read latency.</w:t>
+        <w:t>Migrating any office before G.114 validation — post-migration voice failures cost dramatically more.</w:t>
       </w:r>
     </w:p>
     <w:p>
@@ -405,7 +481,7 @@
         <w:rPr>
           <w:sz w:val="22"/>
         </w:rPr>
-        <w:t>Operating without explicit consistency-class assignment (implicit strong-consistency-everywhere).</w:t>
+        <w:t>Treating DIA alone as compliance: it fixes latency but satisfies zero NIST controls without the SASE stack.</w:t>
       </w:r>
     </w:p>
     <w:p>
@@ -416,7 +492,7 @@
         <w:rPr>
           <w:sz w:val="22"/>
         </w:rPr>
-        <w:t>Running lean and fat traffic on one path — backups delay quorum heartbeats and cause failover flapping.</w:t>
+        <w:t>Asymmetric routing misdiagnosed as "SBC misconfiguration."</w:t>
       </w:r>
     </w:p>
     <w:p>
@@ -427,7 +503,20 @@
         <w:rPr>
           <w:sz w:val="22"/>
         </w:rPr>
-        <w:t>Maintaining the same fact independently in multiple systems instead of one canonical source with derived projections.</w:t>
+        <w:t xml:space="preserve">Assuming the </w:t>
+      </w:r>
+      <w:r>
+        <w:rPr>
+          <w:rFonts w:ascii="Consolas" w:hAnsi="Consolas"/>
+          <w:sz w:val="22"/>
+        </w:rPr>
+        <w:t>.com</w:t>
+      </w:r>
+      <w:r>
+        <w:rPr>
+          <w:sz w:val="22"/>
+        </w:rPr>
+        <w:t xml:space="preserve"> exception is permanent — it requires re-evaluation each cycle; cloud SBCs need their own FedRAMP authorization.</w:t>
       </w:r>
     </w:p>
     <w:p>
@@ -449,7 +538,7 @@
         <w:rPr>
           <w:sz w:val="22"/>
         </w:rPr>
-        <w:t>DP-300, AZ-700.</w:t>
+        <w:t>SC-300, AWS Skill Builder (Amazon Connect), Zscaler / Netskope.</w:t>
       </w:r>
     </w:p>
     <w:p>
@@ -480,7 +569,7 @@
         <w:rPr>
           <w:sz w:val="22"/>
         </w:rPr>
-        <w:t xml:space="preserve"> Book 07 — Privileged Access Management</w:t>
+        <w:t xml:space="preserve"> Book 07 — SQL Server Authentication Modernization</w:t>
       </w:r>
     </w:p>
     <w:sectPr>
